--- a/wood/BlastGate.docx
+++ b/wood/BlastGate.docx
@@ -25,6 +25,9 @@
     </w:p>
     <w:p>
       <w:r>
+        <w:rPr>
+          <w:noProof/>
+        </w:rPr>
         <w:drawing>
           <wp:inline distT="0" distB="0" distL="0" distR="0" wp14:anchorId="0B3E7E5C" wp14:editId="223F56B4">
             <wp:extent cx="5201376" cy="5620534"/>
@@ -67,6 +70,9 @@
     </w:p>
     <w:p>
       <w:r>
+        <w:rPr>
+          <w:noProof/>
+        </w:rPr>
         <w:drawing>
           <wp:inline distT="0" distB="0" distL="0" distR="0" wp14:anchorId="7751B081" wp14:editId="651E2CE8">
             <wp:extent cx="5343525" cy="1411238"/>
@@ -109,6 +115,9 @@
     </w:p>
     <w:p>
       <w:r>
+        <w:rPr>
+          <w:noProof/>
+        </w:rPr>
         <w:lastRenderedPageBreak/>
         <w:drawing>
           <wp:inline distT="0" distB="0" distL="0" distR="0" wp14:anchorId="4CE24F3A" wp14:editId="00A75A29">
@@ -167,6 +176,9 @@
     </w:p>
     <w:p>
       <w:r>
+        <w:rPr>
+          <w:noProof/>
+        </w:rPr>
         <w:drawing>
           <wp:inline distT="0" distB="0" distL="0" distR="0" wp14:anchorId="464ABC3B" wp14:editId="75D99993">
             <wp:extent cx="5943600" cy="3270885"/>
@@ -217,6 +229,9 @@
     </w:p>
     <w:p>
       <w:r>
+        <w:rPr>
+          <w:noProof/>
+        </w:rPr>
         <w:lastRenderedPageBreak/>
         <w:drawing>
           <wp:inline distT="0" distB="0" distL="0" distR="0" wp14:anchorId="27E9A2AF" wp14:editId="6CF8F8DA">
@@ -257,6 +272,9 @@
     </w:p>
     <w:p>
       <w:r>
+        <w:rPr>
+          <w:noProof/>
+        </w:rPr>
         <w:drawing>
           <wp:inline distT="0" distB="0" distL="0" distR="0" wp14:anchorId="461887C1" wp14:editId="1B6567CF">
             <wp:extent cx="6010275" cy="4027874"/>
@@ -294,6 +312,229 @@
         </w:drawing>
       </w:r>
     </w:p>
+    <w:p>
+      <w:r>
+        <w:lastRenderedPageBreak/>
+        <w:br w:type="page"/>
+      </w:r>
+    </w:p>
+    <w:p>
+      <w:r>
+        <w:rPr>
+          <w:noProof/>
+        </w:rPr>
+        <w:lastRenderedPageBreak/>
+        <w:drawing>
+          <wp:inline distT="0" distB="0" distL="0" distR="0" wp14:anchorId="0A86DA54" wp14:editId="0DB4C417">
+            <wp:extent cx="6858000" cy="3613150"/>
+            <wp:effectExtent l="0" t="0" r="0" b="6350"/>
+            <wp:docPr id="1763281160" name="Picture 1" descr="A drawing of a triangle shape&#10;&#10;AI-generated content may be incorrect."/>
+            <wp:cNvGraphicFramePr>
+              <a:graphicFrameLocks xmlns:a="http://schemas.openxmlformats.org/drawingml/2006/main" noChangeAspect="1"/>
+            </wp:cNvGraphicFramePr>
+            <a:graphic xmlns:a="http://schemas.openxmlformats.org/drawingml/2006/main">
+              <a:graphicData uri="http://schemas.openxmlformats.org/drawingml/2006/picture">
+                <pic:pic xmlns:pic="http://schemas.openxmlformats.org/drawingml/2006/picture">
+                  <pic:nvPicPr>
+                    <pic:cNvPr id="1763281160" name="Picture 1" descr="A drawing of a triangle shape&#10;&#10;AI-generated content may be incorrect."/>
+                    <pic:cNvPicPr/>
+                  </pic:nvPicPr>
+                  <pic:blipFill>
+                    <a:blip r:embed="rId10"/>
+                    <a:stretch>
+                      <a:fillRect/>
+                    </a:stretch>
+                  </pic:blipFill>
+                  <pic:spPr>
+                    <a:xfrm>
+                      <a:off x="0" y="0"/>
+                      <a:ext cx="6858000" cy="3613150"/>
+                    </a:xfrm>
+                    <a:prstGeom prst="rect">
+                      <a:avLst/>
+                    </a:prstGeom>
+                  </pic:spPr>
+                </pic:pic>
+              </a:graphicData>
+            </a:graphic>
+          </wp:inline>
+        </w:drawing>
+      </w:r>
+    </w:p>
+    <w:p>
+      <w:r>
+        <w:rPr>
+          <w:noProof/>
+        </w:rPr>
+        <w:lastRenderedPageBreak/>
+        <w:drawing>
+          <wp:inline distT="0" distB="0" distL="0" distR="0" wp14:anchorId="31FC1579" wp14:editId="13C013EC">
+            <wp:extent cx="3181794" cy="5506218"/>
+            <wp:effectExtent l="0" t="0" r="0" b="0"/>
+            <wp:docPr id="255803383" name="Picture 1" descr="A drawing of a triangle with a circle&#10;&#10;AI-generated content may be incorrect."/>
+            <wp:cNvGraphicFramePr>
+              <a:graphicFrameLocks xmlns:a="http://schemas.openxmlformats.org/drawingml/2006/main" noChangeAspect="1"/>
+            </wp:cNvGraphicFramePr>
+            <a:graphic xmlns:a="http://schemas.openxmlformats.org/drawingml/2006/main">
+              <a:graphicData uri="http://schemas.openxmlformats.org/drawingml/2006/picture">
+                <pic:pic xmlns:pic="http://schemas.openxmlformats.org/drawingml/2006/picture">
+                  <pic:nvPicPr>
+                    <pic:cNvPr id="255803383" name="Picture 1" descr="A drawing of a triangle with a circle&#10;&#10;AI-generated content may be incorrect."/>
+                    <pic:cNvPicPr/>
+                  </pic:nvPicPr>
+                  <pic:blipFill>
+                    <a:blip r:embed="rId11"/>
+                    <a:stretch>
+                      <a:fillRect/>
+                    </a:stretch>
+                  </pic:blipFill>
+                  <pic:spPr>
+                    <a:xfrm>
+                      <a:off x="0" y="0"/>
+                      <a:ext cx="3181794" cy="5506218"/>
+                    </a:xfrm>
+                    <a:prstGeom prst="rect">
+                      <a:avLst/>
+                    </a:prstGeom>
+                  </pic:spPr>
+                </pic:pic>
+              </a:graphicData>
+            </a:graphic>
+          </wp:inline>
+        </w:drawing>
+      </w:r>
+    </w:p>
+    <w:p>
+      <w:r>
+        <w:rPr>
+          <w:noProof/>
+        </w:rPr>
+        <w:lastRenderedPageBreak/>
+        <w:drawing>
+          <wp:inline distT="0" distB="0" distL="0" distR="0" wp14:anchorId="6ED1F87B" wp14:editId="2B272F26">
+            <wp:extent cx="6496957" cy="4258269"/>
+            <wp:effectExtent l="0" t="0" r="0" b="9525"/>
+            <wp:docPr id="340820019" name="Picture 1" descr="A drawing of a triangle shaped object&#10;&#10;AI-generated content may be incorrect."/>
+            <wp:cNvGraphicFramePr>
+              <a:graphicFrameLocks xmlns:a="http://schemas.openxmlformats.org/drawingml/2006/main" noChangeAspect="1"/>
+            </wp:cNvGraphicFramePr>
+            <a:graphic xmlns:a="http://schemas.openxmlformats.org/drawingml/2006/main">
+              <a:graphicData uri="http://schemas.openxmlformats.org/drawingml/2006/picture">
+                <pic:pic xmlns:pic="http://schemas.openxmlformats.org/drawingml/2006/picture">
+                  <pic:nvPicPr>
+                    <pic:cNvPr id="340820019" name="Picture 1" descr="A drawing of a triangle shaped object&#10;&#10;AI-generated content may be incorrect."/>
+                    <pic:cNvPicPr/>
+                  </pic:nvPicPr>
+                  <pic:blipFill>
+                    <a:blip r:embed="rId12"/>
+                    <a:stretch>
+                      <a:fillRect/>
+                    </a:stretch>
+                  </pic:blipFill>
+                  <pic:spPr>
+                    <a:xfrm>
+                      <a:off x="0" y="0"/>
+                      <a:ext cx="6496957" cy="4258269"/>
+                    </a:xfrm>
+                    <a:prstGeom prst="rect">
+                      <a:avLst/>
+                    </a:prstGeom>
+                  </pic:spPr>
+                </pic:pic>
+              </a:graphicData>
+            </a:graphic>
+          </wp:inline>
+        </w:drawing>
+      </w:r>
+    </w:p>
+    <w:p>
+      <w:r>
+        <w:br w:type="page"/>
+      </w:r>
+    </w:p>
+    <w:p>
+      <w:r>
+        <w:lastRenderedPageBreak/>
+        <w:drawing>
+          <wp:inline distT="0" distB="0" distL="0" distR="0" wp14:anchorId="142C09B0" wp14:editId="45471F26">
+            <wp:extent cx="4258269" cy="4334480"/>
+            <wp:effectExtent l="0" t="0" r="9525" b="9525"/>
+            <wp:docPr id="359452868" name="Picture 1" descr="A drawing of a hole in a square&#10;&#10;AI-generated content may be incorrect."/>
+            <wp:cNvGraphicFramePr>
+              <a:graphicFrameLocks xmlns:a="http://schemas.openxmlformats.org/drawingml/2006/main" noChangeAspect="1"/>
+            </wp:cNvGraphicFramePr>
+            <a:graphic xmlns:a="http://schemas.openxmlformats.org/drawingml/2006/main">
+              <a:graphicData uri="http://schemas.openxmlformats.org/drawingml/2006/picture">
+                <pic:pic xmlns:pic="http://schemas.openxmlformats.org/drawingml/2006/picture">
+                  <pic:nvPicPr>
+                    <pic:cNvPr id="359452868" name="Picture 1" descr="A drawing of a hole in a square&#10;&#10;AI-generated content may be incorrect."/>
+                    <pic:cNvPicPr/>
+                  </pic:nvPicPr>
+                  <pic:blipFill>
+                    <a:blip r:embed="rId13"/>
+                    <a:stretch>
+                      <a:fillRect/>
+                    </a:stretch>
+                  </pic:blipFill>
+                  <pic:spPr>
+                    <a:xfrm>
+                      <a:off x="0" y="0"/>
+                      <a:ext cx="4258269" cy="4334480"/>
+                    </a:xfrm>
+                    <a:prstGeom prst="rect">
+                      <a:avLst/>
+                    </a:prstGeom>
+                  </pic:spPr>
+                </pic:pic>
+              </a:graphicData>
+            </a:graphic>
+          </wp:inline>
+        </w:drawing>
+      </w:r>
+      <w:r>
+        <w:t xml:space="preserve">  2 ¼ hose hole</w:t>
+      </w:r>
+    </w:p>
+    <w:p>
+      <w:r>
+        <w:drawing>
+          <wp:inline distT="0" distB="0" distL="0" distR="0" wp14:anchorId="7B01CF08" wp14:editId="66A26AFD">
+            <wp:extent cx="6744641" cy="4458322"/>
+            <wp:effectExtent l="0" t="0" r="0" b="0"/>
+            <wp:docPr id="688757431" name="Picture 1" descr="A drawing of a circle with a hole&#10;&#10;AI-generated content may be incorrect."/>
+            <wp:cNvGraphicFramePr>
+              <a:graphicFrameLocks xmlns:a="http://schemas.openxmlformats.org/drawingml/2006/main" noChangeAspect="1"/>
+            </wp:cNvGraphicFramePr>
+            <a:graphic xmlns:a="http://schemas.openxmlformats.org/drawingml/2006/main">
+              <a:graphicData uri="http://schemas.openxmlformats.org/drawingml/2006/picture">
+                <pic:pic xmlns:pic="http://schemas.openxmlformats.org/drawingml/2006/picture">
+                  <pic:nvPicPr>
+                    <pic:cNvPr id="688757431" name="Picture 1" descr="A drawing of a circle with a hole&#10;&#10;AI-generated content may be incorrect."/>
+                    <pic:cNvPicPr/>
+                  </pic:nvPicPr>
+                  <pic:blipFill>
+                    <a:blip r:embed="rId14"/>
+                    <a:stretch>
+                      <a:fillRect/>
+                    </a:stretch>
+                  </pic:blipFill>
+                  <pic:spPr>
+                    <a:xfrm>
+                      <a:off x="0" y="0"/>
+                      <a:ext cx="6744641" cy="4458322"/>
+                    </a:xfrm>
+                    <a:prstGeom prst="rect">
+                      <a:avLst/>
+                    </a:prstGeom>
+                  </pic:spPr>
+                </pic:pic>
+              </a:graphicData>
+            </a:graphic>
+          </wp:inline>
+        </w:drawing>
+      </w:r>
+    </w:p>
+    <w:p/>
     <w:sectPr>
       <w:pgSz w:w="12240" w:h="15840"/>
       <w:pgMar w:top="720" w:right="720" w:bottom="720" w:left="720" w:header="720" w:footer="720" w:gutter="0"/>
